--- a/Documentation/GameAnalytics_GooglePlayStoreDeployment_ZachAhearn.docx
+++ b/Documentation/GameAnalytics_GooglePlayStoreDeployment_ZachAhearn.docx
@@ -15,14 +15,7 @@
           <w:sz w:val="40"/>
           <w:szCs w:val="40"/>
         </w:rPr>
-        <w:t>Game Analytics and Google Play Store Deployment</w:t>
-      </w:r>
-      <w:r>
-        <w:rPr>
-          <w:sz w:val="40"/>
-          <w:szCs w:val="40"/>
-        </w:rPr>
-        <w:t xml:space="preserve"> Report</w:t>
+        <w:t>Game Analytics and Google Play Store Deployment Report</w:t>
       </w:r>
     </w:p>
     <w:p>
@@ -85,13 +78,7 @@
         <w:t xml:space="preserve">deployment of my game to the google play store for my game </w:t>
       </w:r>
       <w:r>
-        <w:t>“</w:t>
-      </w:r>
-      <w:r>
-        <w:t>Space Bus</w:t>
-      </w:r>
-      <w:r>
-        <w:t>”</w:t>
+        <w:t>“Space Bus”</w:t>
       </w:r>
       <w:r>
         <w:t xml:space="preserve"> which I</w:t>
@@ -120,15 +107,7 @@
     </w:p>
     <w:p>
       <w:r>
-        <w:t xml:space="preserve">The Unity version I used for this project is 2022.3.62f3. </w:t>
-      </w:r>
-      <w:proofErr w:type="gramStart"/>
-      <w:r>
-        <w:t>In order to</w:t>
-      </w:r>
-      <w:proofErr w:type="gramEnd"/>
-      <w:r>
-        <w:t xml:space="preserve"> implement and upload my game to the google play store, it uses the android build configuration. My project has two custom packages implemented. One of them is the Game Analytics SDK and the other is the Google Play Services plugin. I used </w:t>
+        <w:t xml:space="preserve">The Unity version I used for this project is 2022.3.62f3. In order to implement and upload my game to the google play store, it uses the android build configuration. My project has two custom packages implemented. One of them is the Game Analytics SDK and the other is the Google Play Services plugin. I used </w:t>
       </w:r>
       <w:hyperlink r:id="rId6" w:history="1">
         <w:r>
@@ -139,15 +118,7 @@
         </w:r>
       </w:hyperlink>
       <w:r>
-        <w:t xml:space="preserve"> to monitor game analytics, and I used </w:t>
-      </w:r>
-      <w:proofErr w:type="gramStart"/>
-      <w:r>
-        <w:t>google</w:t>
-      </w:r>
-      <w:proofErr w:type="gramEnd"/>
-      <w:r>
-        <w:t xml:space="preserve"> play console to manage uploading the game to the google play store</w:t>
+        <w:t xml:space="preserve"> to monitor game analytics, and I used google play console to manage uploading the game to the google play store</w:t>
       </w:r>
     </w:p>
     <w:p>
@@ -199,13 +170,7 @@
         </w:numPr>
       </w:pPr>
       <w:r>
-        <w:t>How many times the p</w:t>
-      </w:r>
-      <w:r>
-        <w:t>layer shoot</w:t>
-      </w:r>
-      <w:r>
-        <w:t>s</w:t>
+        <w:t>How many times the player shoots</w:t>
       </w:r>
     </w:p>
     <w:p>
@@ -217,13 +182,7 @@
         </w:numPr>
       </w:pPr>
       <w:r>
-        <w:t>How many times the p</w:t>
-      </w:r>
-      <w:r>
-        <w:t>layer die</w:t>
-      </w:r>
-      <w:r>
-        <w:t>s</w:t>
+        <w:t>How many times the player dies</w:t>
       </w:r>
     </w:p>
     <w:p>
@@ -535,6 +494,7 @@
       </w:pPr>
       <w:r>
         <w:rPr>
+          <w:noProof/>
           <w:lang w:val="en-IE" w:eastAsia="en-GB"/>
         </w:rPr>
         <w:lastRenderedPageBreak/>
@@ -641,13 +601,7 @@
         <w:rPr>
           <w:lang w:val="en-IE" w:eastAsia="en-GB"/>
         </w:rPr>
-        <w:t xml:space="preserve"> in my game manager script.</w:t>
-      </w:r>
-      <w:r>
-        <w:rPr>
-          <w:lang w:val="en-IE" w:eastAsia="en-GB"/>
-        </w:rPr>
-        <w:t xml:space="preserve"> Shown in figure 2 on line 29, this is simply adding the line “</w:t>
+        <w:t xml:space="preserve"> in my game manager script. Shown in figure 2 on line 29, this is simply adding the line “</w:t>
       </w:r>
       <w:proofErr w:type="spellStart"/>
       <w:r>
@@ -670,6 +624,7 @@
       </w:pPr>
       <w:r>
         <w:rPr>
+          <w:noProof/>
           <w:lang w:val="en-IE" w:eastAsia="en-GB"/>
         </w:rPr>
         <w:drawing>
@@ -770,26 +725,12 @@
       </w:r>
     </w:p>
     <w:p>
-      <w:proofErr w:type="gramStart"/>
-      <w:r>
-        <w:t>In order to</w:t>
-      </w:r>
-      <w:proofErr w:type="gramEnd"/>
-      <w:r>
-        <w:t xml:space="preserve"> implement my own custom events that I could </w:t>
-      </w:r>
-      <w:proofErr w:type="gramStart"/>
-      <w:r>
-        <w:t>track,</w:t>
-      </w:r>
-      <w:proofErr w:type="gramEnd"/>
-      <w:r>
-        <w:t xml:space="preserve"> it was as simple as creating an event line of code inside of existing parts of my code. The line is “</w:t>
+      <w:r>
+        <w:t>In order to implement my own custom events that I could track, it was as simple as creating an event line of code inside of existing parts of my code. The line is “</w:t>
       </w:r>
       <w:r>
         <w:t>GameAnalytics.NewDesignEvent("</w:t>
       </w:r>
-      <w:proofErr w:type="gramStart"/>
       <w:r>
         <w:t>eventID1</w:t>
       </w:r>
@@ -805,7 +746,6 @@
       <w:r>
         <w:t>eventID3:eventID4</w:t>
       </w:r>
-      <w:proofErr w:type="gramEnd"/>
       <w:r>
         <w:t>");</w:t>
       </w:r>
@@ -818,6 +758,9 @@
         <w:keepNext/>
       </w:pPr>
       <w:r>
+        <w:rPr>
+          <w:noProof/>
+        </w:rPr>
         <w:lastRenderedPageBreak/>
         <w:drawing>
           <wp:inline distT="0" distB="0" distL="0" distR="0" wp14:anchorId="373D02DA" wp14:editId="3AA33DB0">
@@ -895,21 +838,7 @@
         <w:rPr>
           <w:lang w:val="en-IE" w:eastAsia="en-GB"/>
         </w:rPr>
-        <w:t xml:space="preserve">The first event I have, shown in figure 4, is my player dying event. Line 195 shows the event I added where eventID1 is ‘player’ and eventID2 is ‘died’. This line exists inside the player controller in the </w:t>
-      </w:r>
-      <w:proofErr w:type="gramStart"/>
-      <w:r>
-        <w:rPr>
-          <w:lang w:val="en-IE" w:eastAsia="en-GB"/>
-        </w:rPr>
-        <w:t>Die(</w:t>
-      </w:r>
-      <w:proofErr w:type="gramEnd"/>
-      <w:r>
-        <w:rPr>
-          <w:lang w:val="en-IE" w:eastAsia="en-GB"/>
-        </w:rPr>
-        <w:t>) method, so it’s recorded every time the player dies.</w:t>
+        <w:t>The first event I have, shown in figure 4, is my player dying event. Line 195 shows the event I added where eventID1 is ‘player’ and eventID2 is ‘died’. This line exists inside the player controller in the Die() method, so it’s recorded every time the player dies.</w:t>
       </w:r>
     </w:p>
     <w:p>
@@ -917,6 +846,9 @@
         <w:keepNext/>
       </w:pPr>
       <w:r>
+        <w:rPr>
+          <w:noProof/>
+        </w:rPr>
         <w:drawing>
           <wp:inline distT="0" distB="0" distL="0" distR="0" wp14:anchorId="23825045" wp14:editId="594E3DE8">
             <wp:extent cx="5731510" cy="3007995"/>
@@ -997,97 +929,7 @@
           <w:lang w:val="en-IE" w:eastAsia="en-GB"/>
         </w:rPr>
         <w:lastRenderedPageBreak/>
-        <w:t xml:space="preserve">The </w:t>
-      </w:r>
-      <w:r>
-        <w:rPr>
-          <w:lang w:val="en-IE" w:eastAsia="en-GB"/>
-        </w:rPr>
-        <w:t xml:space="preserve">next </w:t>
-      </w:r>
-      <w:r>
-        <w:rPr>
-          <w:lang w:val="en-IE" w:eastAsia="en-GB"/>
-        </w:rPr>
-        <w:t>event I have, show</w:t>
-      </w:r>
-      <w:r>
-        <w:rPr>
-          <w:lang w:val="en-IE" w:eastAsia="en-GB"/>
-        </w:rPr>
-        <w:t>n</w:t>
-      </w:r>
-      <w:r>
-        <w:rPr>
-          <w:lang w:val="en-IE" w:eastAsia="en-GB"/>
-        </w:rPr>
-        <w:t xml:space="preserve"> in figure </w:t>
-      </w:r>
-      <w:r>
-        <w:rPr>
-          <w:lang w:val="en-IE" w:eastAsia="en-GB"/>
-        </w:rPr>
-        <w:t>5</w:t>
-      </w:r>
-      <w:r>
-        <w:rPr>
-          <w:lang w:val="en-IE" w:eastAsia="en-GB"/>
-        </w:rPr>
-        <w:t>, i</w:t>
-      </w:r>
-      <w:r>
-        <w:rPr>
-          <w:lang w:val="en-IE" w:eastAsia="en-GB"/>
-        </w:rPr>
-        <w:t>s</w:t>
-      </w:r>
-      <w:r>
-        <w:rPr>
-          <w:lang w:val="en-IE" w:eastAsia="en-GB"/>
-        </w:rPr>
-        <w:t xml:space="preserve"> my player dying event. </w:t>
-      </w:r>
-      <w:r>
-        <w:rPr>
-          <w:lang w:val="en-IE" w:eastAsia="en-GB"/>
-        </w:rPr>
-        <w:t>L</w:t>
-      </w:r>
-      <w:r>
-        <w:rPr>
-          <w:lang w:val="en-IE" w:eastAsia="en-GB"/>
-        </w:rPr>
-        <w:t>ine 1</w:t>
-      </w:r>
-      <w:r>
-        <w:rPr>
-          <w:lang w:val="en-IE" w:eastAsia="en-GB"/>
-        </w:rPr>
-        <w:t>4</w:t>
-      </w:r>
-      <w:r>
-        <w:rPr>
-          <w:lang w:val="en-IE" w:eastAsia="en-GB"/>
-        </w:rPr>
-        <w:t xml:space="preserve">5 shows the event I added where </w:t>
-      </w:r>
-      <w:r>
-        <w:rPr>
-          <w:lang w:val="en-IE" w:eastAsia="en-GB"/>
-        </w:rPr>
-        <w:t xml:space="preserve">“player” is used again for </w:t>
-      </w:r>
-      <w:r>
-        <w:rPr>
-          <w:lang w:val="en-IE" w:eastAsia="en-GB"/>
-        </w:rPr>
-        <w:t xml:space="preserve">eventID1 and eventID2 is ‘died’. </w:t>
-      </w:r>
-      <w:r>
-        <w:rPr>
-          <w:lang w:val="en-IE" w:eastAsia="en-GB"/>
-        </w:rPr>
-        <w:t xml:space="preserve">Reusing the same </w:t>
+        <w:t xml:space="preserve">The next event I have, shown in figure 5, is my player dying event. Line 145 shows the event I added where “player” is used again for eventID1 and eventID2 is ‘died’. Reusing the same </w:t>
       </w:r>
       <w:proofErr w:type="spellStart"/>
       <w:r>
@@ -1101,45 +943,7 @@
         <w:rPr>
           <w:lang w:val="en-IE" w:eastAsia="en-GB"/>
         </w:rPr>
-        <w:t xml:space="preserve"> makes it easier to filter events relating to the player on the Game Analytics website. </w:t>
-      </w:r>
-      <w:r>
-        <w:rPr>
-          <w:lang w:val="en-IE" w:eastAsia="en-GB"/>
-        </w:rPr>
-        <w:t xml:space="preserve">This line exists inside the player controller in the </w:t>
-      </w:r>
-      <w:proofErr w:type="gramStart"/>
-      <w:r>
-        <w:rPr>
-          <w:lang w:val="en-IE" w:eastAsia="en-GB"/>
-        </w:rPr>
-        <w:t>Shoot</w:t>
-      </w:r>
-      <w:r>
-        <w:rPr>
-          <w:lang w:val="en-IE" w:eastAsia="en-GB"/>
-        </w:rPr>
-        <w:t>(</w:t>
-      </w:r>
-      <w:proofErr w:type="gramEnd"/>
-      <w:r>
-        <w:rPr>
-          <w:lang w:val="en-IE" w:eastAsia="en-GB"/>
-        </w:rPr>
-        <w:t xml:space="preserve">) method, so it’s recorded every time the player </w:t>
-      </w:r>
-      <w:r>
-        <w:rPr>
-          <w:lang w:val="en-IE" w:eastAsia="en-GB"/>
-        </w:rPr>
-        <w:t>shoots</w:t>
-      </w:r>
-      <w:r>
-        <w:rPr>
-          <w:lang w:val="en-IE" w:eastAsia="en-GB"/>
-        </w:rPr>
-        <w:t>.</w:t>
+        <w:t xml:space="preserve"> makes it easier to filter events relating to the player on the Game Analytics website. This line exists inside the player controller in the Shoot() method, so it’s recorded every time the player shoots.</w:t>
       </w:r>
     </w:p>
     <w:p/>
@@ -1148,6 +952,9 @@
         <w:keepNext/>
       </w:pPr>
       <w:r>
+        <w:rPr>
+          <w:noProof/>
+        </w:rPr>
         <w:drawing>
           <wp:inline distT="0" distB="0" distL="0" distR="0" wp14:anchorId="1AC5551E" wp14:editId="1F5F1254">
             <wp:extent cx="5725324" cy="2934109"/>
@@ -1224,94 +1031,9 @@
         <w:rPr>
           <w:lang w:val="en-IE" w:eastAsia="en-GB"/>
         </w:rPr>
-        <w:t xml:space="preserve">The next event I </w:t>
-      </w:r>
-      <w:r>
-        <w:rPr>
-          <w:lang w:val="en-IE" w:eastAsia="en-GB"/>
-        </w:rPr>
-        <w:t>made</w:t>
-      </w:r>
-      <w:r>
-        <w:rPr>
-          <w:lang w:val="en-IE" w:eastAsia="en-GB"/>
-        </w:rPr>
-        <w:t xml:space="preserve">, shown in figure </w:t>
-      </w:r>
-      <w:r>
-        <w:rPr>
-          <w:lang w:val="en-IE" w:eastAsia="en-GB"/>
-        </w:rPr>
-        <w:t>6</w:t>
-      </w:r>
-      <w:r>
-        <w:rPr>
-          <w:lang w:val="en-IE" w:eastAsia="en-GB"/>
-        </w:rPr>
-        <w:t xml:space="preserve">, is my </w:t>
-      </w:r>
-      <w:r>
-        <w:rPr>
-          <w:lang w:val="en-IE" w:eastAsia="en-GB"/>
-        </w:rPr>
-        <w:t xml:space="preserve">enemy </w:t>
-      </w:r>
-      <w:r>
-        <w:rPr>
-          <w:lang w:val="en-IE" w:eastAsia="en-GB"/>
-        </w:rPr>
-        <w:t xml:space="preserve">dying event. Line </w:t>
-      </w:r>
-      <w:r>
-        <w:rPr>
-          <w:lang w:val="en-IE" w:eastAsia="en-GB"/>
-        </w:rPr>
-        <w:t xml:space="preserve">73 </w:t>
-      </w:r>
-      <w:r>
-        <w:rPr>
-          <w:lang w:val="en-IE" w:eastAsia="en-GB"/>
-        </w:rPr>
-        <w:t>shows the event I added where eventID1 is ‘</w:t>
-      </w:r>
-      <w:r>
-        <w:rPr>
-          <w:lang w:val="en-IE" w:eastAsia="en-GB"/>
-        </w:rPr>
-        <w:t>enemy</w:t>
-      </w:r>
-      <w:r>
-        <w:rPr>
-          <w:lang w:val="en-IE" w:eastAsia="en-GB"/>
-        </w:rPr>
-        <w:t>’ and eventID2 is ‘</w:t>
-      </w:r>
-      <w:r>
-        <w:rPr>
-          <w:lang w:val="en-IE" w:eastAsia="en-GB"/>
-        </w:rPr>
-        <w:t>killed</w:t>
-      </w:r>
-      <w:r>
-        <w:rPr>
-          <w:lang w:val="en-IE" w:eastAsia="en-GB"/>
-        </w:rPr>
-        <w:t xml:space="preserve">’. This line exists inside the </w:t>
-      </w:r>
-      <w:r>
-        <w:rPr>
-          <w:lang w:val="en-IE" w:eastAsia="en-GB"/>
-        </w:rPr>
-        <w:t xml:space="preserve">game manager </w:t>
-      </w:r>
-      <w:r>
-        <w:rPr>
-          <w:lang w:val="en-IE" w:eastAsia="en-GB"/>
-        </w:rPr>
-        <w:t xml:space="preserve">in the </w:t>
+        <w:t xml:space="preserve">The next event I made, shown in figure 6, is my enemy dying event. Line 73 shows the event I added where eventID1 is ‘enemy’ and eventID2 is ‘killed’. This line exists inside the game manager in the </w:t>
       </w:r>
       <w:proofErr w:type="spellStart"/>
-      <w:proofErr w:type="gramStart"/>
       <w:r>
         <w:rPr>
           <w:lang w:val="en-IE" w:eastAsia="en-GB"/>
@@ -1323,32 +1045,7 @@
         <w:rPr>
           <w:lang w:val="en-IE" w:eastAsia="en-GB"/>
         </w:rPr>
-        <w:t>(</w:t>
-      </w:r>
-      <w:proofErr w:type="gramEnd"/>
-      <w:r>
-        <w:rPr>
-          <w:lang w:val="en-IE" w:eastAsia="en-GB"/>
-        </w:rPr>
-        <w:t xml:space="preserve">) method, so it’s recorded every time the player </w:t>
-      </w:r>
-      <w:r>
-        <w:rPr>
-          <w:lang w:val="en-IE" w:eastAsia="en-GB"/>
-        </w:rPr>
-        <w:t>kills an enemy</w:t>
-      </w:r>
-      <w:r>
-        <w:rPr>
-          <w:lang w:val="en-IE" w:eastAsia="en-GB"/>
-        </w:rPr>
-        <w:t>.</w:t>
-      </w:r>
-      <w:r>
-        <w:rPr>
-          <w:lang w:val="en-IE" w:eastAsia="en-GB"/>
-        </w:rPr>
-        <w:t xml:space="preserve"> </w:t>
+        <w:t xml:space="preserve">() method, so it’s recorded every time the player kills an enemy. </w:t>
       </w:r>
       <w:r>
         <w:rPr>
@@ -1363,6 +1060,9 @@
         <w:keepNext/>
       </w:pPr>
       <w:r>
+        <w:rPr>
+          <w:noProof/>
+        </w:rPr>
         <w:drawing>
           <wp:inline distT="0" distB="0" distL="0" distR="0" wp14:anchorId="1CC6BC3A" wp14:editId="0F2FB319">
             <wp:extent cx="4953691" cy="762106"/>
@@ -1439,133 +1139,7 @@
         <w:rPr>
           <w:lang w:val="en-IE" w:eastAsia="en-GB"/>
         </w:rPr>
-        <w:t xml:space="preserve">The </w:t>
-      </w:r>
-      <w:r>
-        <w:rPr>
-          <w:lang w:val="en-IE" w:eastAsia="en-GB"/>
-        </w:rPr>
-        <w:t>next event</w:t>
-      </w:r>
-      <w:r>
-        <w:rPr>
-          <w:lang w:val="en-IE" w:eastAsia="en-GB"/>
-        </w:rPr>
-        <w:t xml:space="preserve"> I </w:t>
-      </w:r>
-      <w:r>
-        <w:rPr>
-          <w:lang w:val="en-IE" w:eastAsia="en-GB"/>
-        </w:rPr>
-        <w:t>added</w:t>
-      </w:r>
-      <w:r>
-        <w:rPr>
-          <w:lang w:val="en-IE" w:eastAsia="en-GB"/>
-        </w:rPr>
-        <w:t xml:space="preserve">, shown in figure </w:t>
-      </w:r>
-      <w:r>
-        <w:rPr>
-          <w:lang w:val="en-IE" w:eastAsia="en-GB"/>
-        </w:rPr>
-        <w:t>7</w:t>
-      </w:r>
-      <w:r>
-        <w:rPr>
-          <w:lang w:val="en-IE" w:eastAsia="en-GB"/>
-        </w:rPr>
-        <w:t xml:space="preserve">, is my </w:t>
-      </w:r>
-      <w:r>
-        <w:rPr>
-          <w:lang w:val="en-IE" w:eastAsia="en-GB"/>
-        </w:rPr>
-        <w:t xml:space="preserve">boss spawning </w:t>
-      </w:r>
-      <w:r>
-        <w:rPr>
-          <w:lang w:val="en-IE" w:eastAsia="en-GB"/>
-        </w:rPr>
-        <w:t>event. Line 1</w:t>
-      </w:r>
-      <w:r>
-        <w:rPr>
-          <w:lang w:val="en-IE" w:eastAsia="en-GB"/>
-        </w:rPr>
-        <w:t>27</w:t>
-      </w:r>
-      <w:r>
-        <w:rPr>
-          <w:lang w:val="en-IE" w:eastAsia="en-GB"/>
-        </w:rPr>
-        <w:t xml:space="preserve"> shows the event I added where eventID1 is ‘</w:t>
-      </w:r>
-      <w:r>
-        <w:rPr>
-          <w:lang w:val="en-IE" w:eastAsia="en-GB"/>
-        </w:rPr>
-        <w:t>boss’,</w:t>
-      </w:r>
-      <w:r>
-        <w:rPr>
-          <w:lang w:val="en-IE" w:eastAsia="en-GB"/>
-        </w:rPr>
-        <w:t xml:space="preserve"> eventID2 is ‘</w:t>
-      </w:r>
-      <w:r>
-        <w:rPr>
-          <w:lang w:val="en-IE" w:eastAsia="en-GB"/>
-        </w:rPr>
-        <w:t>spawned</w:t>
-      </w:r>
-      <w:r>
-        <w:rPr>
-          <w:lang w:val="en-IE" w:eastAsia="en-GB"/>
-        </w:rPr>
-        <w:t>’</w:t>
-      </w:r>
-      <w:r>
-        <w:rPr>
-          <w:lang w:val="en-IE" w:eastAsia="en-GB"/>
-        </w:rPr>
-        <w:t>, and eventID3 is ‘level1’</w:t>
-      </w:r>
-      <w:r>
-        <w:rPr>
-          <w:lang w:val="en-IE" w:eastAsia="en-GB"/>
-        </w:rPr>
-        <w:t xml:space="preserve">. This line exists inside the </w:t>
-      </w:r>
-      <w:r>
-        <w:rPr>
-          <w:lang w:val="en-IE" w:eastAsia="en-GB"/>
-        </w:rPr>
-        <w:t xml:space="preserve">boss spawner </w:t>
-      </w:r>
-      <w:r>
-        <w:rPr>
-          <w:lang w:val="en-IE" w:eastAsia="en-GB"/>
-        </w:rPr>
-        <w:t xml:space="preserve">in </w:t>
-      </w:r>
-      <w:r>
-        <w:rPr>
-          <w:lang w:val="en-IE" w:eastAsia="en-GB"/>
-        </w:rPr>
-        <w:t xml:space="preserve">all three boss spawning </w:t>
-      </w:r>
-      <w:r>
-        <w:rPr>
-          <w:lang w:val="en-IE" w:eastAsia="en-GB"/>
-        </w:rPr>
-        <w:t>method</w:t>
-      </w:r>
-      <w:r>
-        <w:rPr>
-          <w:lang w:val="en-IE" w:eastAsia="en-GB"/>
-        </w:rPr>
-        <w:t xml:space="preserve">s. Since each method spawns each different boss, the third </w:t>
+        <w:t xml:space="preserve">The next event I added, shown in figure 7, is my boss spawning event. Line 127 shows the event I added where eventID1 is ‘boss’, eventID2 is ‘spawned’, and eventID3 is ‘level1’. This line exists inside the boss spawner in all three boss spawning methods. Since each method spawns each different boss, the third </w:t>
       </w:r>
       <w:proofErr w:type="spellStart"/>
       <w:r>
@@ -1587,6 +1161,9 @@
         <w:keepNext/>
       </w:pPr>
       <w:r>
+        <w:rPr>
+          <w:noProof/>
+        </w:rPr>
         <w:lastRenderedPageBreak/>
         <w:drawing>
           <wp:inline distT="0" distB="0" distL="0" distR="0" wp14:anchorId="638A97CF" wp14:editId="77B92B23">
@@ -1664,55 +1241,7 @@
         <w:rPr>
           <w:lang w:val="en-IE" w:eastAsia="en-GB"/>
         </w:rPr>
-        <w:t xml:space="preserve">The </w:t>
-      </w:r>
-      <w:r>
-        <w:rPr>
-          <w:lang w:val="en-IE" w:eastAsia="en-GB"/>
-        </w:rPr>
-        <w:t>last</w:t>
-      </w:r>
-      <w:r>
-        <w:rPr>
-          <w:lang w:val="en-IE" w:eastAsia="en-GB"/>
-        </w:rPr>
-        <w:t xml:space="preserve"> event I </w:t>
-      </w:r>
-      <w:r>
-        <w:rPr>
-          <w:lang w:val="en-IE" w:eastAsia="en-GB"/>
-        </w:rPr>
-        <w:t>added</w:t>
-      </w:r>
-      <w:r>
-        <w:rPr>
-          <w:lang w:val="en-IE" w:eastAsia="en-GB"/>
-        </w:rPr>
-        <w:t xml:space="preserve">, shown in figure </w:t>
-      </w:r>
-      <w:r>
-        <w:rPr>
-          <w:lang w:val="en-IE" w:eastAsia="en-GB"/>
-        </w:rPr>
-        <w:t>8</w:t>
-      </w:r>
-      <w:r>
-        <w:rPr>
-          <w:lang w:val="en-IE" w:eastAsia="en-GB"/>
-        </w:rPr>
-        <w:t xml:space="preserve">, is my </w:t>
-      </w:r>
-      <w:r>
-        <w:rPr>
-          <w:lang w:val="en-IE" w:eastAsia="en-GB"/>
-        </w:rPr>
-        <w:t xml:space="preserve">boss dying </w:t>
-      </w:r>
-      <w:r>
-        <w:rPr>
-          <w:lang w:val="en-IE" w:eastAsia="en-GB"/>
-        </w:rPr>
-        <w:t>event. Line 1</w:t>
+        <w:t>The last event I added, shown in figure 8, is my boss dying event. Line 1</w:t>
       </w:r>
       <w:r>
         <w:rPr>
@@ -1724,19 +1253,7 @@
         <w:rPr>
           <w:lang w:val="en-IE" w:eastAsia="en-GB"/>
         </w:rPr>
-        <w:t xml:space="preserve"> shows the event I added where </w:t>
-      </w:r>
-      <w:r>
-        <w:rPr>
-          <w:lang w:val="en-IE" w:eastAsia="en-GB"/>
-        </w:rPr>
-        <w:t xml:space="preserve">‘boss’ is reused for </w:t>
-      </w:r>
-      <w:r>
-        <w:rPr>
-          <w:lang w:val="en-IE" w:eastAsia="en-GB"/>
-        </w:rPr>
-        <w:t>eventID1</w:t>
+        <w:t xml:space="preserve"> shows the event I added where ‘boss’ is reused for eventID1</w:t>
       </w:r>
       <w:r>
         <w:rPr>
@@ -1772,13 +1289,7 @@
         <w:rPr>
           <w:lang w:val="en-IE" w:eastAsia="en-GB"/>
         </w:rPr>
-        <w:t xml:space="preserve">This line exists inside the </w:t>
-      </w:r>
-      <w:r>
-        <w:rPr>
-          <w:lang w:val="en-IE" w:eastAsia="en-GB"/>
-        </w:rPr>
-        <w:t xml:space="preserve">Boss </w:t>
+        <w:t xml:space="preserve">This line exists inside the Boss </w:t>
       </w:r>
       <w:r>
         <w:rPr>
@@ -1856,15 +1367,7 @@
         <w:t xml:space="preserve"> </w:t>
       </w:r>
       <w:r>
-        <w:t xml:space="preserve">website. TO view the data, I </w:t>
-      </w:r>
-      <w:proofErr w:type="gramStart"/>
-      <w:r>
-        <w:t>have to</w:t>
-      </w:r>
-      <w:proofErr w:type="gramEnd"/>
-      <w:r>
-        <w:t xml:space="preserve"> first navigate to the explore section in the navigation bar, shown in figure 9.</w:t>
+        <w:t>website. TO view the data, I have to first navigate to the explore section in the navigation bar, shown in figure 9.</w:t>
       </w:r>
     </w:p>
     <w:p>
@@ -1872,6 +1375,9 @@
         <w:keepNext/>
       </w:pPr>
       <w:r>
+        <w:rPr>
+          <w:noProof/>
+        </w:rPr>
         <w:lastRenderedPageBreak/>
         <w:drawing>
           <wp:inline distT="0" distB="0" distL="0" distR="0" wp14:anchorId="0F1C5A84" wp14:editId="05C20938">
@@ -1949,21 +1455,7 @@
         <w:rPr>
           <w:lang w:val="en-IE" w:eastAsia="en-GB"/>
         </w:rPr>
-        <w:t xml:space="preserve">From here, I </w:t>
-      </w:r>
-      <w:proofErr w:type="gramStart"/>
-      <w:r>
-        <w:rPr>
-          <w:lang w:val="en-IE" w:eastAsia="en-GB"/>
-        </w:rPr>
-        <w:t>have to</w:t>
-      </w:r>
-      <w:proofErr w:type="gramEnd"/>
-      <w:r>
-        <w:rPr>
-          <w:lang w:val="en-IE" w:eastAsia="en-GB"/>
-        </w:rPr>
-        <w:t xml:space="preserve"> apply filters to view my custom events. Firstly, I set the date range to include today’s date, so I can see the most updated version of the data. Next, I set the event category to design and the aggregation to count.</w:t>
+        <w:t>From here, I have to apply filters to view my custom events. Firstly, I set the date range to include today’s date, so I can see the most updated version of the data. Next, I set the event category to design and the aggregation to count.</w:t>
       </w:r>
     </w:p>
     <w:p>
@@ -1972,6 +1464,7 @@
       </w:pPr>
       <w:r>
         <w:rPr>
+          <w:noProof/>
           <w:lang w:val="en-IE" w:eastAsia="en-GB"/>
         </w:rPr>
         <w:drawing>
@@ -2050,21 +1543,7 @@
         <w:rPr>
           <w:lang w:val="en-IE" w:eastAsia="en-GB"/>
         </w:rPr>
-        <w:t xml:space="preserve">Finally, I </w:t>
-      </w:r>
-      <w:proofErr w:type="gramStart"/>
-      <w:r>
-        <w:rPr>
-          <w:lang w:val="en-IE" w:eastAsia="en-GB"/>
-        </w:rPr>
-        <w:t>have to</w:t>
-      </w:r>
-      <w:proofErr w:type="gramEnd"/>
-      <w:r>
-        <w:rPr>
-          <w:lang w:val="en-IE" w:eastAsia="en-GB"/>
-        </w:rPr>
-        <w:t xml:space="preserve"> set the unique event ids. For example, in figure 10, the first event id is set to player, and the second event id is set to shoot.</w:t>
+        <w:t>Finally, I have to set the unique event ids. For example, in figure 10, the first event id is set to player, and the second event id is set to shoot.</w:t>
       </w:r>
     </w:p>
     <w:p>
@@ -2073,6 +1552,7 @@
       </w:pPr>
       <w:r>
         <w:rPr>
+          <w:noProof/>
           <w:lang w:val="en-IE" w:eastAsia="en-GB"/>
         </w:rPr>
         <w:drawing>
@@ -2281,6 +1761,9 @@
         <w:keepNext/>
       </w:pPr>
       <w:r>
+        <w:rPr>
+          <w:noProof/>
+        </w:rPr>
         <w:drawing>
           <wp:inline distT="0" distB="0" distL="0" distR="0" wp14:anchorId="2D766148" wp14:editId="1A9C9EE0">
             <wp:extent cx="5731510" cy="3037840"/>
@@ -2366,6 +1849,7 @@
       </w:pPr>
       <w:r>
         <w:rPr>
+          <w:noProof/>
           <w:lang w:val="en-IE" w:eastAsia="en-GB"/>
         </w:rPr>
         <w:lastRenderedPageBreak/>
@@ -2457,6 +1941,7 @@
       </w:pPr>
       <w:r>
         <w:rPr>
+          <w:noProof/>
           <w:lang w:val="en-IE" w:eastAsia="en-GB"/>
         </w:rPr>
         <w:drawing>
@@ -2569,13 +2054,7 @@
         <w:rPr>
           <w:lang w:val="en-IE" w:eastAsia="en-GB"/>
         </w:rPr>
-        <w:t>updates</w:t>
-      </w:r>
-      <w:r>
-        <w:rPr>
-          <w:lang w:val="en-IE" w:eastAsia="en-GB"/>
-        </w:rPr>
-        <w:t xml:space="preserve"> with the resources I inputted in the setup</w:t>
+        <w:t>updates with the resources I inputted in the setup</w:t>
       </w:r>
       <w:r>
         <w:rPr>
@@ -2590,6 +2069,7 @@
       </w:pPr>
       <w:r>
         <w:rPr>
+          <w:noProof/>
           <w:lang w:val="en-IE" w:eastAsia="en-GB"/>
         </w:rPr>
         <w:lastRenderedPageBreak/>
@@ -2669,24 +2149,9 @@
         <w:rPr>
           <w:lang w:val="en-IE" w:eastAsia="en-GB"/>
         </w:rPr>
-        <w:t xml:space="preserve">I next created a script for </w:t>
-      </w:r>
-      <w:proofErr w:type="gramStart"/>
-      <w:r>
-        <w:rPr>
-          <w:lang w:val="en-IE" w:eastAsia="en-GB"/>
-        </w:rPr>
-        <w:t>my</w:t>
-      </w:r>
-      <w:proofErr w:type="gramEnd"/>
-      <w:r>
-        <w:rPr>
-          <w:lang w:val="en-IE" w:eastAsia="en-GB"/>
-        </w:rPr>
-        <w:t xml:space="preserve"> google play manager, which is an object in my game that persists through scenes. This script handles authenticating the user for google play and unlocking achievements. It also contains the method for each of my achievements which is to be called whenever the player completes the criteria for that specific achievement. As shown in figure 15, the </w:t>
+        <w:t xml:space="preserve">I next created a script for my google play manager, which is an object in my game that persists through scenes. This script handles authenticating the user for google play and unlocking achievements. It also contains the method for each of my achievements which is to be called whenever the player completes the criteria for that specific achievement. As shown in figure 15, the </w:t>
       </w:r>
       <w:proofErr w:type="spellStart"/>
-      <w:proofErr w:type="gramStart"/>
       <w:r>
         <w:rPr>
           <w:lang w:val="en-IE" w:eastAsia="en-GB"/>
@@ -2698,14 +2163,7 @@
         <w:rPr>
           <w:lang w:val="en-IE" w:eastAsia="en-GB"/>
         </w:rPr>
-        <w:t>(</w:t>
-      </w:r>
-      <w:proofErr w:type="gramEnd"/>
-      <w:r>
-        <w:rPr>
-          <w:lang w:val="en-IE" w:eastAsia="en-GB"/>
-        </w:rPr>
-        <w:t xml:space="preserve">) method controls the player getting an </w:t>
+        <w:t xml:space="preserve">() method controls the player getting an </w:t>
       </w:r>
       <w:r>
         <w:rPr>
@@ -2783,15 +2241,7 @@
         <w:t xml:space="preserve">Implementing the call for each method </w:t>
       </w:r>
       <w:r>
-        <w:t xml:space="preserve">was quite simple, </w:t>
-      </w:r>
-      <w:proofErr w:type="gramStart"/>
-      <w:r>
-        <w:t>similar to</w:t>
-      </w:r>
-      <w:proofErr w:type="gramEnd"/>
-      <w:r>
-        <w:t xml:space="preserve"> how I implemented the game analytics events. It was just a matter of adding one line of code in the necessary scripts.</w:t>
+        <w:t>was quite simple, similar to how I implemented the game analytics events. It was just a matter of adding one line of code in the necessary scripts.</w:t>
       </w:r>
     </w:p>
     <w:p>
@@ -2799,6 +2249,9 @@
         <w:keepNext/>
       </w:pPr>
       <w:r>
+        <w:rPr>
+          <w:noProof/>
+        </w:rPr>
         <w:drawing>
           <wp:inline distT="0" distB="0" distL="0" distR="0" wp14:anchorId="3CB33CAB" wp14:editId="432B43DD">
             <wp:extent cx="4791744" cy="2438740"/>
@@ -2898,7 +2351,6 @@
         <w:t xml:space="preserve"> of this take place in the game manager, inside the same </w:t>
       </w:r>
       <w:proofErr w:type="spellStart"/>
-      <w:proofErr w:type="gramStart"/>
       <w:r>
         <w:rPr>
           <w:lang w:val="en-IE" w:eastAsia="en-GB"/>
@@ -2910,14 +2362,96 @@
         <w:rPr>
           <w:lang w:val="en-IE" w:eastAsia="en-GB"/>
         </w:rPr>
-        <w:t>(</w:t>
-      </w:r>
-      <w:proofErr w:type="gramEnd"/>
-      <w:r>
-        <w:rPr>
-          <w:lang w:val="en-IE" w:eastAsia="en-GB"/>
-        </w:rPr>
-        <w:t>) method as the game analytics event for counting enemies killed.  Line 72 in figure 16 shows the code for the fall for the first kill achievement, and lines 75 to 78 checks how many kills have been achieved. If its 30, it called the achievement for 30 kills.</w:t>
+        <w:t>() method as the game analytics event for counting enemies killed.  Line 72 in figure 16 shows the code for the fall for the first kill achievement, and lines 75 to 78 checks how many kills have been achieved. If its 30, it called the achievement for 30 kills.</w:t>
+      </w:r>
+    </w:p>
+    <w:p>
+      <w:pPr>
+        <w:keepNext/>
+      </w:pPr>
+      <w:r>
+        <w:rPr>
+          <w:noProof/>
+          <w:lang w:val="en-IE" w:eastAsia="en-GB"/>
+        </w:rPr>
+        <w:lastRenderedPageBreak/>
+        <w:drawing>
+          <wp:inline distT="0" distB="0" distL="0" distR="0" wp14:anchorId="36ADEA48" wp14:editId="6B7DFF67">
+            <wp:extent cx="5730875" cy="2402840"/>
+            <wp:effectExtent l="0" t="0" r="3175" b="0"/>
+            <wp:docPr id="2035904659" name="Picture 3"/>
+            <wp:cNvGraphicFramePr>
+              <a:graphicFrameLocks xmlns:a="http://schemas.openxmlformats.org/drawingml/2006/main" noChangeAspect="1"/>
+            </wp:cNvGraphicFramePr>
+            <a:graphic xmlns:a="http://schemas.openxmlformats.org/drawingml/2006/main">
+              <a:graphicData uri="http://schemas.openxmlformats.org/drawingml/2006/picture">
+                <pic:pic xmlns:pic="http://schemas.openxmlformats.org/drawingml/2006/picture">
+                  <pic:nvPicPr>
+                    <pic:cNvPr id="0" name="Picture 11"/>
+                    <pic:cNvPicPr>
+                      <a:picLocks noChangeAspect="1" noChangeArrowheads="1"/>
+                    </pic:cNvPicPr>
+                  </pic:nvPicPr>
+                  <pic:blipFill>
+                    <a:blip r:embed="rId25" cstate="print">
+                      <a:extLst>
+                        <a:ext uri="{28A0092B-C50C-407E-A947-70E740481C1C}">
+                          <a14:useLocalDpi xmlns:a14="http://schemas.microsoft.com/office/drawing/2010/main" val="0"/>
+                        </a:ext>
+                      </a:extLst>
+                    </a:blip>
+                    <a:srcRect/>
+                    <a:stretch>
+                      <a:fillRect/>
+                    </a:stretch>
+                  </pic:blipFill>
+                  <pic:spPr bwMode="auto">
+                    <a:xfrm>
+                      <a:off x="0" y="0"/>
+                      <a:ext cx="5730875" cy="2402840"/>
+                    </a:xfrm>
+                    <a:prstGeom prst="rect">
+                      <a:avLst/>
+                    </a:prstGeom>
+                    <a:noFill/>
+                    <a:ln>
+                      <a:noFill/>
+                    </a:ln>
+                  </pic:spPr>
+                </pic:pic>
+              </a:graphicData>
+            </a:graphic>
+          </wp:inline>
+        </w:drawing>
+      </w:r>
+    </w:p>
+    <w:p>
+      <w:pPr>
+        <w:pStyle w:val="Caption"/>
+      </w:pPr>
+      <w:r>
+        <w:t xml:space="preserve">Figure </w:t>
+      </w:r>
+      <w:r>
+        <w:fldChar w:fldCharType="begin"/>
+      </w:r>
+      <w:r>
+        <w:instrText xml:space="preserve"> SEQ Figure \* ARABIC </w:instrText>
+      </w:r>
+      <w:r>
+        <w:fldChar w:fldCharType="separate"/>
+      </w:r>
+      <w:r>
+        <w:rPr>
+          <w:noProof/>
+        </w:rPr>
+        <w:t>17</w:t>
+      </w:r>
+      <w:r>
+        <w:fldChar w:fldCharType="end"/>
+      </w:r>
+      <w:r>
+        <w:t xml:space="preserve"> Achievements Menu In-Game</w:t>
       </w:r>
     </w:p>
     <w:p>
@@ -2936,7 +2470,6 @@
         </w:numPr>
       </w:pPr>
       <w:r>
-        <w:lastRenderedPageBreak/>
         <w:t>Leaderboard Integration</w:t>
       </w:r>
     </w:p>
@@ -2950,6 +2483,9 @@
         <w:keepNext/>
       </w:pPr>
       <w:r>
+        <w:rPr>
+          <w:noProof/>
+        </w:rPr>
         <w:drawing>
           <wp:inline distT="0" distB="0" distL="0" distR="0" wp14:anchorId="7E8AC247" wp14:editId="10ABA173">
             <wp:extent cx="5731510" cy="1249045"/>
@@ -2966,7 +2502,7 @@
                     <pic:cNvPicPr/>
                   </pic:nvPicPr>
                   <pic:blipFill>
-                    <a:blip r:embed="rId25"/>
+                    <a:blip r:embed="rId26"/>
                     <a:stretch>
                       <a:fillRect/>
                     </a:stretch>
@@ -3007,7 +2543,7 @@
         <w:rPr>
           <w:noProof/>
         </w:rPr>
-        <w:t>17</w:t>
+        <w:t>18</w:t>
       </w:r>
       <w:r>
         <w:fldChar w:fldCharType="end"/>
@@ -3035,8 +2571,10 @@
       </w:pPr>
       <w:r>
         <w:rPr>
-          <w:lang w:val="en-IE" w:eastAsia="en-GB"/>
-        </w:rPr>
+          <w:noProof/>
+          <w:lang w:val="en-IE" w:eastAsia="en-GB"/>
+        </w:rPr>
+        <w:lastRenderedPageBreak/>
         <w:drawing>
           <wp:inline distT="0" distB="0" distL="0" distR="0" wp14:anchorId="63D67066" wp14:editId="34A2E58D">
             <wp:extent cx="5048955" cy="3962953"/>
@@ -3053,7 +2591,7 @@
                     <pic:cNvPicPr/>
                   </pic:nvPicPr>
                   <pic:blipFill>
-                    <a:blip r:embed="rId26"/>
+                    <a:blip r:embed="rId27"/>
                     <a:stretch>
                       <a:fillRect/>
                     </a:stretch>
@@ -3094,7 +2632,7 @@
         <w:rPr>
           <w:noProof/>
         </w:rPr>
-        <w:t>18</w:t>
+        <w:t>19</w:t>
       </w:r>
       <w:r>
         <w:fldChar w:fldCharType="end"/>
@@ -3109,25 +2647,105 @@
           <w:lang w:val="en-IE" w:eastAsia="en-GB"/>
         </w:rPr>
       </w:pPr>
-      <w:proofErr w:type="gramStart"/>
-      <w:r>
-        <w:rPr>
-          <w:lang w:val="en-IE" w:eastAsia="en-GB"/>
-        </w:rPr>
-        <w:t>In order to</w:t>
-      </w:r>
-      <w:proofErr w:type="gramEnd"/>
-      <w:r>
-        <w:rPr>
-          <w:lang w:val="en-IE" w:eastAsia="en-GB"/>
-        </w:rPr>
-        <w:t xml:space="preserve"> display both the achievements and leaderboard to the player, I created UI buttons in the main menu, end screen, and pause menu which call the corresponding methods</w:t>
+      <w:r>
+        <w:rPr>
+          <w:lang w:val="en-IE" w:eastAsia="en-GB"/>
+        </w:rPr>
+        <w:t>In order to display both the achievements and leaderboard to the player, I created UI buttons in the main menu, end screen, and pause menu which call the corresponding methods</w:t>
       </w:r>
       <w:r>
         <w:rPr>
           <w:lang w:val="en-IE" w:eastAsia="en-GB"/>
         </w:rPr>
         <w:t xml:space="preserve"> in the google play manager to open the matching menu.</w:t>
+      </w:r>
+    </w:p>
+    <w:p>
+      <w:pPr>
+        <w:keepNext/>
+      </w:pPr>
+      <w:r>
+        <w:rPr>
+          <w:noProof/>
+          <w:lang w:val="en-IE" w:eastAsia="en-GB"/>
+        </w:rPr>
+        <w:drawing>
+          <wp:inline distT="0" distB="0" distL="0" distR="0" wp14:anchorId="33E1B653" wp14:editId="40B499D3">
+            <wp:extent cx="5730875" cy="2402840"/>
+            <wp:effectExtent l="0" t="0" r="3175" b="0"/>
+            <wp:docPr id="1374127206" name="Picture 4"/>
+            <wp:cNvGraphicFramePr>
+              <a:graphicFrameLocks xmlns:a="http://schemas.openxmlformats.org/drawingml/2006/main" noChangeAspect="1"/>
+            </wp:cNvGraphicFramePr>
+            <a:graphic xmlns:a="http://schemas.openxmlformats.org/drawingml/2006/main">
+              <a:graphicData uri="http://schemas.openxmlformats.org/drawingml/2006/picture">
+                <pic:pic xmlns:pic="http://schemas.openxmlformats.org/drawingml/2006/picture">
+                  <pic:nvPicPr>
+                    <pic:cNvPr id="0" name="Picture 12"/>
+                    <pic:cNvPicPr>
+                      <a:picLocks noChangeAspect="1" noChangeArrowheads="1"/>
+                    </pic:cNvPicPr>
+                  </pic:nvPicPr>
+                  <pic:blipFill>
+                    <a:blip r:embed="rId28" cstate="print">
+                      <a:extLst>
+                        <a:ext uri="{28A0092B-C50C-407E-A947-70E740481C1C}">
+                          <a14:useLocalDpi xmlns:a14="http://schemas.microsoft.com/office/drawing/2010/main" val="0"/>
+                        </a:ext>
+                      </a:extLst>
+                    </a:blip>
+                    <a:srcRect/>
+                    <a:stretch>
+                      <a:fillRect/>
+                    </a:stretch>
+                  </pic:blipFill>
+                  <pic:spPr bwMode="auto">
+                    <a:xfrm>
+                      <a:off x="0" y="0"/>
+                      <a:ext cx="5730875" cy="2402840"/>
+                    </a:xfrm>
+                    <a:prstGeom prst="rect">
+                      <a:avLst/>
+                    </a:prstGeom>
+                    <a:noFill/>
+                    <a:ln>
+                      <a:noFill/>
+                    </a:ln>
+                  </pic:spPr>
+                </pic:pic>
+              </a:graphicData>
+            </a:graphic>
+          </wp:inline>
+        </w:drawing>
+      </w:r>
+    </w:p>
+    <w:p>
+      <w:pPr>
+        <w:pStyle w:val="Caption"/>
+      </w:pPr>
+      <w:r>
+        <w:t xml:space="preserve">Figure </w:t>
+      </w:r>
+      <w:r>
+        <w:fldChar w:fldCharType="begin"/>
+      </w:r>
+      <w:r>
+        <w:instrText xml:space="preserve"> SEQ Figure \* ARABIC </w:instrText>
+      </w:r>
+      <w:r>
+        <w:fldChar w:fldCharType="separate"/>
+      </w:r>
+      <w:r>
+        <w:rPr>
+          <w:noProof/>
+        </w:rPr>
+        <w:t>20</w:t>
+      </w:r>
+      <w:r>
+        <w:fldChar w:fldCharType="end"/>
+      </w:r>
+      <w:r>
+        <w:t xml:space="preserve"> Leaderboard Menu In-Game</w:t>
       </w:r>
     </w:p>
     <w:p>
@@ -3254,15 +2872,7 @@
       </w:r>
       <w:proofErr w:type="spellEnd"/>
       <w:r>
-        <w:t xml:space="preserve"> file of my game. I had to create a list of testers for my game, for which I got </w:t>
-      </w:r>
-      <w:proofErr w:type="gramStart"/>
-      <w:r>
-        <w:t>a number of</w:t>
-      </w:r>
-      <w:proofErr w:type="gramEnd"/>
-      <w:r>
-        <w:t xml:space="preserve"> emails from friends and family to. Internal testing was helpful to do first as it doesn’t need to be reviewed before its deployed, allowing for quick testing to make sure the deployment worked.</w:t>
+        <w:t xml:space="preserve"> file of my game. I had to create a list of testers for my game, for which I got a number of emails from friends and family to. Internal testing was helpful to do first as it doesn’t need to be reviewed before its deployed, allowing for quick testing to make sure the deployment worked.</w:t>
       </w:r>
       <w:r>
         <w:t xml:space="preserve"> It also helped me test to see if my leaderboard and achievements were working.</w:t>
@@ -3322,15 +2932,7 @@
     </w:p>
     <w:p>
       <w:r>
-        <w:t xml:space="preserve">The only issue I faced during the implementation of game analytics was that for a while, when I played my game, the analytics weren’t tracking. I tried a few different things, like checking that my app required Wi-Fi to play as well as changing </w:t>
-      </w:r>
-      <w:proofErr w:type="gramStart"/>
-      <w:r>
-        <w:t>various different</w:t>
-      </w:r>
-      <w:proofErr w:type="gramEnd"/>
-      <w:r>
-        <w:t xml:space="preserve"> settings. I eventually realised that I had a private DNS enabled on my phone, which was blocking my analytics from being sent to the Game Analytics website. After disabling it, the events started successfully tracking.</w:t>
+        <w:t>The only issue I faced during the implementation of game analytics was that for a while, when I played my game, the analytics weren’t tracking. I tried a few different things, like checking that my app required Wi-Fi to play as well as changing various different settings. I eventually realised that I had a private DNS enabled on my phone, which was blocking my analytics from being sent to the Game Analytics website. After disabling it, the events started successfully tracking.</w:t>
       </w:r>
     </w:p>
     <w:p>
@@ -8373,6 +7975,7 @@
   <w:style w:type="character" w:default="1" w:styleId="DefaultParagraphFont">
     <w:name w:val="Default Paragraph Font"/>
     <w:uiPriority w:val="1"/>
+    <w:semiHidden/>
     <w:unhideWhenUsed/>
   </w:style>
   <w:style w:type="table" w:default="1" w:styleId="TableNormal">
